--- a/output/chem-u02/Unit 2 Test B Key - Day 2 Written.docx
+++ b/output/chem-u02/Unit 2 Test B Key - Day 2 Written.docx
@@ -398,7 +398,7 @@
                 <w:sz w:val="19"/>
                 <w:u w:val="none"/>
               </w:rPr>
-              <w:t>Number 1 also needs its orbital diagram.</w:t>
+              <w:t>Number 1 also needs its orbital diagram and the number of half-filled orbitals.</w:t>
             </w:r>
           </w:p>
         </w:tc>
@@ -521,6 +521,7 @@
             <w:pPr>
               <w:tabs>
                 <w:tab w:pos="1800" w:val="left"/>
+                <w:tab w:pos="8352" w:val="right"/>
               </w:tabs>
               <w:spacing w:after="0"/>
               <w:jc w:val="left"/>
@@ -692,6 +693,41 @@
                 <w:bdr w:val="single" w:sz="8" w:space="1" w:color="9F1D2C"/>
               </w:rPr>
               <w:t xml:space="preserve"> </w:t>
+            </w:r>
+            <w:r>
+              <w:rPr>
+                <w:rFonts w:ascii="Trade Gothic Next" w:hAnsi="Trade Gothic Next"/>
+                <w:b/>
+                <w:color w:val="14161B"/>
+                <w:sz w:val="18"/>
+                <w:u w:val="none"/>
+              </w:rPr>
+              <w:tab/>
+              <w:t>Half-filled orbitals</w:t>
+            </w:r>
+            <w:r>
+              <w:rPr>
+                <w:rFonts w:ascii="ShullHand" w:hAnsi="ShullHand"/>
+                <w:color w:val="4A2466"/>
+                <w:sz w:val="22"/>
+              </w:rPr>
+              <w:t xml:space="preserve"> </w:t>
+            </w:r>
+            <w:r>
+              <w:rPr>
+                <w:rFonts w:ascii="Patrick Hand" w:hAnsi="Patrick Hand"/>
+                <w:color w:val="4A2466"/>
+                <w:sz w:val="22"/>
+              </w:rPr>
+              <w:t>2</w:t>
+            </w:r>
+            <w:r>
+              <w:rPr>
+                <w:rFonts w:ascii="ShullHand" w:hAnsi="ShullHand"/>
+                <w:color w:val="4A2466"/>
+                <w:sz w:val="22"/>
+              </w:rPr>
+              <w:t xml:space="preserve"> </w:t>
             </w:r>
           </w:p>
         </w:tc>
@@ -2083,23 +2119,7 @@
                 <w:color w:val="16609A"/>
                 <w:sz w:val="19"/>
               </w:rPr>
-              <w:t xml:space="preserve"> and diagram </w:t>
-            </w:r>
-            <w:r>
-              <w:rPr>
-                <w:rFonts w:ascii="Patrick Hand" w:hAnsi="Patrick Hand"/>
-                <w:color w:val="16609A"/>
-                <w:sz w:val="19"/>
-              </w:rPr>
-              <w:t>2</w:t>
-            </w:r>
-            <w:r>
-              <w:rPr>
-                <w:rFonts w:ascii="ShullHand" w:hAnsi="ShullHand"/>
-                <w:color w:val="16609A"/>
-                <w:sz w:val="19"/>
-              </w:rPr>
-              <w:t xml:space="preserve"> (take </w:t>
+              <w:t xml:space="preserve">, diagram </w:t>
             </w:r>
             <w:r>
               <w:rPr>
@@ -2115,7 +2135,23 @@
                 <w:color w:val="16609A"/>
                 <w:sz w:val="19"/>
               </w:rPr>
-              <w:t xml:space="preserve"> off per rule broken). </w:t>
+              <w:t xml:space="preserve">, half-filled count </w:t>
+            </w:r>
+            <w:r>
+              <w:rPr>
+                <w:rFonts w:ascii="Patrick Hand" w:hAnsi="Patrick Hand"/>
+                <w:color w:val="16609A"/>
+                <w:sz w:val="19"/>
+              </w:rPr>
+              <w:t>1</w:t>
+            </w:r>
+            <w:r>
+              <w:rPr>
+                <w:rFonts w:ascii="ShullHand" w:hAnsi="ShullHand"/>
+                <w:color w:val="16609A"/>
+                <w:sz w:val="19"/>
+              </w:rPr>
+              <w:t xml:space="preserve">. </w:t>
             </w:r>
             <w:r>
               <w:rPr>

--- a/output/chem-u02/Unit 2 Test B Key - Day 2 Written.docx
+++ b/output/chem-u02/Unit 2 Test B Key - Day 2 Written.docx
@@ -447,6 +447,21 @@
                 <w:u w:val="none"/>
               </w:rPr>
               <w:t>1</w:t>
+            </w:r>
+          </w:p>
+          <w:p>
+            <w:pPr>
+              <w:spacing w:after="0"/>
+            </w:pPr>
+            <w:r>
+              <w:rPr>
+                <w:rFonts w:ascii="Trade Gothic Next" w:hAnsi="Trade Gothic Next"/>
+                <w:b/>
+                <w:color w:val="55604F"/>
+                <w:sz w:val="16"/>
+                <w:u w:val="none"/>
+              </w:rPr>
+              <w:t>4 pts</w:t>
             </w:r>
           </w:p>
         </w:tc>
@@ -1347,6 +1362,21 @@
               <w:t>2</w:t>
             </w:r>
           </w:p>
+          <w:p>
+            <w:pPr>
+              <w:spacing w:after="0"/>
+            </w:pPr>
+            <w:r>
+              <w:rPr>
+                <w:rFonts w:ascii="Trade Gothic Next" w:hAnsi="Trade Gothic Next"/>
+                <w:b/>
+                <w:color w:val="55604F"/>
+                <w:sz w:val="16"/>
+                <w:u w:val="none"/>
+              </w:rPr>
+              <w:t>2 pts</w:t>
+            </w:r>
+          </w:p>
         </w:tc>
         <w:tc>
           <w:tcPr>
@@ -1731,6 +1761,21 @@
                 <w:u w:val="none"/>
               </w:rPr>
               <w:t>3</w:t>
+            </w:r>
+          </w:p>
+          <w:p>
+            <w:pPr>
+              <w:spacing w:after="0"/>
+            </w:pPr>
+            <w:r>
+              <w:rPr>
+                <w:rFonts w:ascii="Trade Gothic Next" w:hAnsi="Trade Gothic Next"/>
+                <w:b/>
+                <w:color w:val="55604F"/>
+                <w:sz w:val="16"/>
+                <w:u w:val="none"/>
+              </w:rPr>
+              <w:t>2 pts</w:t>
             </w:r>
           </w:p>
         </w:tc>
